--- a/docs/customer-documents/orgcomp-series/Vol_IX_Book_05_OrgComp_SaaS_Integration_Governance.docx
+++ b/docs/customer-documents/orgcomp-series/Vol_IX_Book_05_OrgComp_SaaS_Integration_Governance.docx
@@ -7,7 +7,7 @@
         <w:pStyle w:val="Title"/>
       </w:pPr>
       <w:r>
-        <w:t xml:space="preserve">Vol IX Book 05 — Federal Application-Aware Networking — SaaS Integration Governance</w:t>
+        <w:t xml:space="preserve">Vol IX Book 05 — Federal Organization Compliance — SaaS Integration Governance</w:t>
       </w:r>
     </w:p>
     <w:p>
@@ -23,7 +23,7 @@
         <w:pStyle w:val="Author"/>
       </w:pPr>
       <w:r>
-        <w:t xml:space="preserve">SSA Cloud Services Team</w:t>
+        <w:t xml:space="preserve">Federal Cloud Services</w:t>
       </w:r>
     </w:p>
     <w:p>
@@ -31,28 +31,46 @@
         <w:pStyle w:val="Date"/>
       </w:pPr>
       <w:r>
-        <w:t xml:space="preserve">2026-07-16 09:48 ET</w:t>
+        <w:t xml:space="preserve">Invalid Date</w:t>
+      </w:r>
+    </w:p>
+    <w:sdt>
+      <w:sdtPr>
+        <w:docPartObj>
+          <w:docPartGallery w:val="Table of Contents"/>
+          <w:docPartUnique/>
+        </w:docPartObj>
+      </w:sdtPr>
+      <w:sdtContent>
+        <w:p>
+          <w:pPr>
+            <w:pStyle w:val="TOCHeading"/>
+          </w:pPr>
+          <w:r>
+            <w:t xml:space="preserve">Table of contents</w:t>
+          </w:r>
+        </w:p>
+        <w:p>
+          <w:r>
+            <w:fldChar w:fldCharType="begin" w:dirty="true"/>
+            <w:instrText xml:space="preserve">TOC \o "1-3" \h \z \u</w:instrText>
+            <w:fldChar w:fldCharType="separate"/>
+            <w:fldChar w:fldCharType="end"/>
+          </w:r>
+        </w:p>
+      </w:sdtContent>
+    </w:sdt>
+    <w:bookmarkStart w:id="9" w:name="draft-proposal-subject-to-review"/>
+    <w:p>
+      <w:pPr>
+        <w:pStyle w:val="Heading2"/>
+      </w:pPr>
+      <w:r>
+        <w:t xml:space="preserve">0.1 Draft Proposal — Subject to Review</w:t>
       </w:r>
     </w:p>
     <w:p>
       <w:pPr>
-        <w:pStyle w:val="FouoBanner"/>
-      </w:pPr>
-      <w:r>
-        <w:t xml:space="preserve">INTERNAL — NOT FOR PUBLIC DISTRIBUTION</w:t>
-      </w:r>
-    </w:p>
-    <w:bookmarkStart w:id="9" w:name="draft-proposal-subject-to-review"/>
-    <w:p>
-      <w:pPr>
-        <w:pStyle w:val="Heading2"/>
-      </w:pPr>
-      <w:r>
-        <w:t xml:space="preserve">Draft Proposal — Subject to Review</w:t>
-      </w:r>
-    </w:p>
-    <w:p>
-      <w:pPr>
         <w:pStyle w:val="CalloutWarning"/>
       </w:pPr>
       <w:r>
@@ -69,7 +87,7 @@
         <w:t xml:space="preserve">CSI Team (Cloud Services Infrastructure)</w:t>
       </w:r>
       <w:r>
-        <w:t xml:space="preserve">; not yet reviewed or approved by the SSA CIO Office, OIS, or leadership.</w:t>
+        <w:t xml:space="preserve">; not yet reviewed or approved by the Agency CIO Office, OIS, or leadership.</w:t>
       </w:r>
       <w:r>
         <w:t xml:space="preserve"> </w:t>
@@ -85,7 +103,7 @@
         <w:t xml:space="preserve"> </w:t>
       </w:r>
       <w:r>
-        <w:t xml:space="preserve">2026-07-16 09:48 ET</w:t>
+        <w:t xml:space="preserve">2026-07-21 14:46 ET</w:t>
       </w:r>
     </w:p>
     <w:bookmarkEnd w:id="9"/>
@@ -170,7 +188,7 @@
         <w:pStyle w:val="Heading1"/>
       </w:pPr>
       <w:r>
-        <w:t xml:space="preserve">What This Document Addresses</w:t>
+        <w:t xml:space="preserve">1. What This Document Addresses</w:t>
       </w:r>
     </w:p>
     <w:p>
@@ -311,70 +329,92 @@
         <w:t xml:space="preserve">This book is the implementation that closes them. It is not an argument that a gate is missing; it is the catalog, the control map, the actuation surface, and the tests.</w:t>
       </w:r>
     </w:p>
-    <w:bookmarkStart w:id="13" w:name="fig-vol7b06-gate"/>
-    <w:p>
-      <w:pPr>
-        <w:pStyle w:val="CaptionedFigure"/>
-      </w:pPr>
-      <w:r>
-        <w:drawing>
-          <wp:inline>
-            <wp:extent cx="5334000" cy="3000375"/>
-            <wp:effectExtent b="0" l="0" r="0" t="0"/>
-            <wp:docPr descr="The provisioning spine — a simplified six-stage lifecycle view of the seven-phase catalog, twenty-four governed catalog items, authorization verified before configuration" title="" id="11" name="Picture"/>
-            <a:graphic>
-              <a:graphicData uri="http://schemas.openxmlformats.org/drawingml/2006/picture">
-                <pic:pic>
-                  <pic:nvPicPr>
-                    <pic:cNvPr descr="figs/vol7b06-fig-01-saas-integration-gate.png" id="12" name="Picture"/>
-                    <pic:cNvPicPr>
-                      <a:picLocks noChangeArrowheads="1" noChangeAspect="1"/>
-                    </pic:cNvPicPr>
-                  </pic:nvPicPr>
-                  <pic:blipFill>
-                    <a:blip r:embed="rId10"/>
-                    <a:stretch>
-                      <a:fillRect/>
-                    </a:stretch>
-                  </pic:blipFill>
-                  <pic:spPr bwMode="auto">
-                    <a:xfrm>
-                      <a:off x="0" y="0"/>
-                      <a:ext cx="5334000" cy="3000375"/>
-                    </a:xfrm>
-                    <a:prstGeom prst="rect">
-                      <a:avLst/>
-                    </a:prstGeom>
-                    <a:noFill/>
-                    <a:ln w="9525">
-                      <a:noFill/>
-                      <a:headEnd/>
-                      <a:tailEnd/>
-                    </a:ln>
-                  </pic:spPr>
-                </pic:pic>
-              </a:graphicData>
-            </a:graphic>
-          </wp:inline>
-        </w:drawing>
-      </w:r>
-    </w:p>
-    <w:p>
-      <w:pPr>
-        <w:pStyle w:val="ImageCaption"/>
-      </w:pPr>
-      <w:r>
-        <w:t xml:space="preserve">The provisioning spine — a simplified six-stage lifecycle view of the seven-phase catalog, twenty-four governed catalog items, authorization verified before configuration</w:t>
-      </w:r>
-    </w:p>
-    <w:bookmarkEnd w:id="13"/>
+    <w:tbl>
+      <w:tblPr>
+        <w:tblStyle w:val="Table"/>
+        <w:tblW w:type="pct" w:w="5000"/>
+        <w:tblLayout w:type="fixed"/>
+        <w:tblLook w:firstRow="0" w:lastRow="0" w:firstColumn="0" w:lastColumn="0" w:noHBand="0" w:noVBand="0" w:val="0000"/>
+      </w:tblPr>
+      <w:tblGrid>
+        <w:gridCol w:w="7920"/>
+      </w:tblGrid>
+      <w:tr>
+        <w:tc>
+          <w:tcPr/>
+          <w:bookmarkStart w:id="13" w:name="fig-vol7b06-gate"/>
+          <w:p>
+            <w:pPr>
+              <w:pStyle w:val="Compact"/>
+              <w:jc w:val="center"/>
+            </w:pPr>
+            <w:r>
+              <w:drawing>
+                <wp:inline>
+                  <wp:extent cx="5334000" cy="3000375"/>
+                  <wp:effectExtent b="0" l="0" r="0" t="0"/>
+                  <wp:docPr descr="" title="" id="11" name="Picture"/>
+                  <a:graphic>
+                    <a:graphicData uri="http://schemas.openxmlformats.org/drawingml/2006/picture">
+                      <pic:pic>
+                        <pic:nvPicPr>
+                          <pic:cNvPr descr="figs/vol7b06-fig-01-saas-integration-gate.png" id="12" name="Picture"/>
+                          <pic:cNvPicPr>
+                            <a:picLocks noChangeArrowheads="1" noChangeAspect="1"/>
+                          </pic:cNvPicPr>
+                        </pic:nvPicPr>
+                        <pic:blipFill>
+                          <a:blip r:embed="rId10"/>
+                          <a:stretch>
+                            <a:fillRect/>
+                          </a:stretch>
+                        </pic:blipFill>
+                        <pic:spPr bwMode="auto">
+                          <a:xfrm>
+                            <a:off x="0" y="0"/>
+                            <a:ext cx="5334000" cy="3000375"/>
+                          </a:xfrm>
+                          <a:prstGeom prst="rect">
+                            <a:avLst/>
+                          </a:prstGeom>
+                          <a:noFill/>
+                          <a:ln w="9525">
+                            <a:noFill/>
+                            <a:headEnd/>
+                            <a:tailEnd/>
+                          </a:ln>
+                        </pic:spPr>
+                      </pic:pic>
+                    </a:graphicData>
+                  </a:graphic>
+                </wp:inline>
+              </w:drawing>
+            </w:r>
+          </w:p>
+          <w:p>
+            <w:pPr>
+              <w:jc w:val="center"/>
+            </w:pPr>
+            <w:pPr>
+              <w:jc w:val="left"/>
+              <w:spacing w:before="200"/>
+              <w:pStyle w:val="ImageCaption"/>
+            </w:pPr>
+            <w:r>
+              <w:t xml:space="preserve">Figure 1: The provisioning spine — a simplified six-stage lifecycle view of the seven-phase catalog, twenty-four governed catalog items, authorization verified before configuration</w:t>
+            </w:r>
+          </w:p>
+          <w:bookmarkEnd w:id="13"/>
+        </w:tc>
+      </w:tr>
+    </w:tbl>
     <w:bookmarkStart w:id="14" w:name="X25047cbfa857bffb60c6b36d9c34120442f1a48"/>
     <w:p>
       <w:pPr>
         <w:pStyle w:val="Heading2"/>
       </w:pPr>
       <w:r>
-        <w:t xml:space="preserve">Why the gate has to be ours — the motivating measurement, briefly</w:t>
+        <w:t xml:space="preserve">1.1 Why the gate has to be ours — the motivating measurement, briefly</w:t>
       </w:r>
     </w:p>
     <w:p>
@@ -541,7 +581,7 @@
         <w:pStyle w:val="Heading1"/>
       </w:pPr>
       <w:r>
-        <w:t xml:space="preserve">The Implementation — Lane F of the Day-2 Scoped App</w:t>
+        <w:t xml:space="preserve">2. The Implementation — Lane F of the Day-2 Scoped App</w:t>
       </w:r>
     </w:p>
     <w:p>
@@ -825,7 +865,7 @@
         <w:rPr>
           <w:rStyle w:val="VerbatimChar"/>
         </w:rPr>
-        <w:t xml:space="preserve">x_ssa_fed_compliance</w:t>
+        <w:t xml:space="preserve">x_fed_compliance</w:t>
       </w:r>
       <w:r>
         <w:t xml:space="preserve"> </w:t>
@@ -840,7 +880,7 @@
         <w:rPr>
           <w:rStyle w:val="VerbatimChar"/>
         </w:rPr>
-        <w:t xml:space="preserve">x_ssa_fed_compliance/</w:t>
+        <w:t xml:space="preserve">x_fed_compliance/</w:t>
       </w:r>
       <w:r>
         <w:t xml:space="preserve"> </w:t>
@@ -879,7 +919,7 @@
         <w:pStyle w:val="Heading2"/>
       </w:pPr>
       <w:r>
-        <w:t xml:space="preserve">The record model</w:t>
+        <w:t xml:space="preserve">2.1 The record model</w:t>
       </w:r>
     </w:p>
     <w:p>
@@ -1253,7 +1293,7 @@
         <w:pStyle w:val="Heading2"/>
       </w:pPr>
       <w:r>
-        <w:t xml:space="preserve">The Graph surface Lane F needs</w:t>
+        <w:t xml:space="preserve">2.2 The Graph surface Lane F needs</w:t>
       </w:r>
     </w:p>
     <w:p>
@@ -1957,13 +1997,13 @@
     </w:p>
     <w:bookmarkEnd w:id="18"/>
     <w:bookmarkEnd w:id="19"/>
-    <w:bookmarkStart w:id="27" w:name="X60d115098ca5e5139b27169cdb7e90803ed489a"/>
+    <w:bookmarkStart w:id="20" w:name="federation-controls"/>
     <w:p>
       <w:pPr>
         <w:pStyle w:val="Heading1"/>
       </w:pPr>
       <w:r>
-        <w:t xml:space="preserve">The Catalog — 24 Governed Items, 24 Controls</w:t>
+        <w:t xml:space="preserve">3. Federation Closes the Controls — SSO and SCIM Against 800-53</w:t>
       </w:r>
     </w:p>
     <w:p>
@@ -1971,24 +2011,502 @@
         <w:pStyle w:val="FirstParagraph"/>
       </w:pPr>
       <w:r>
-        <w:t xml:space="preserve">The ordering is the control.</w:t>
-      </w:r>
-      <w:r>
-        <w:t xml:space="preserve"> </w:t>
-      </w:r>
+        <w:t xml:space="preserve">The Entra SaaS app-integration surface (the per-app SSO and provisioning</w:t>
+      </w:r>
+      <w:r>
+        <w:t xml:space="preserve"> </w:t>
+      </w:r>
+      <w:r>
+        <w:t xml:space="preserve">configuration guides) is not just convenience plumbing — configured under</w:t>
+      </w:r>
+      <w:r>
+        <w:t xml:space="preserve"> </w:t>
+      </w:r>
+      <w:r>
+        <w:t xml:space="preserve">this book’s gate, it is the</w:t>
+      </w:r>
+      <w:r>
+        <w:t xml:space="preserve"> </w:t>
+      </w:r>
+      <w:r>
+        <w:rPr>
+          <w:i/>
+          <w:iCs/>
+        </w:rPr>
+        <w:t xml:space="preserve">technical</w:t>
+      </w:r>
+      <w:r>
+        <w:t xml:space="preserve"> </w:t>
+      </w:r>
+      <w:r>
+        <w:t xml:space="preserve">closure mechanism for a specific</w:t>
+      </w:r>
+      <w:r>
+        <w:t xml:space="preserve"> </w:t>
+      </w:r>
+      <w:r>
+        <w:t xml:space="preserve">set of NIST SP 800-53 Rev 5 controls:</w:t>
+      </w:r>
+    </w:p>
+    <w:p>
+      <w:pPr>
+        <w:pStyle w:val="Compact"/>
+        <w:numPr>
+          <w:ilvl w:val="0"/>
+          <w:numId w:val="1001"/>
+        </w:numPr>
+      </w:pPr>
       <w:r>
         <w:rPr>
           <w:b/>
           <w:bCs/>
         </w:rPr>
-        <w:t xml:space="preserve">The authorization verdict is recorded before anything is configured</w:t>
-      </w:r>
-      <w:r>
-        <w:t xml:space="preserve">, because a verdict collected afterward is a rationalization, not a gate.</w:t>
+        <w:t xml:space="preserve">AC-2 (Account Management)</w:t>
+      </w:r>
+      <w:r>
+        <w:t xml:space="preserve"> </w:t>
+      </w:r>
+      <w:r>
+        <w:t xml:space="preserve">— SCIM provisioning centralizes account</w:t>
+      </w:r>
+      <w:r>
+        <w:t xml:space="preserve"> </w:t>
+      </w:r>
+      <w:r>
+        <w:t xml:space="preserve">creation</w:t>
+      </w:r>
+      <w:r>
+        <w:t xml:space="preserve"> </w:t>
+      </w:r>
+      <w:r>
+        <w:rPr>
+          <w:i/>
+          <w:iCs/>
+        </w:rPr>
+        <w:t xml:space="preserve">and removal</w:t>
+      </w:r>
+      <w:r>
+        <w:t xml:space="preserve"> </w:t>
+      </w:r>
+      <w:r>
+        <w:t xml:space="preserve">for every federated app: a joiner is provisioned,</w:t>
+      </w:r>
+      <w:r>
+        <w:t xml:space="preserve"> </w:t>
+      </w:r>
+      <w:r>
+        <w:t xml:space="preserve">and a leaver is deprovisioned, in the connected SaaS automatically. The</w:t>
+      </w:r>
+      <w:r>
+        <w:t xml:space="preserve"> </w:t>
+      </w:r>
+      <w:r>
+        <w:t xml:space="preserve">gap SCIM exists to close is the one audits find first — accounts in a</w:t>
+      </w:r>
+      <w:r>
+        <w:t xml:space="preserve"> </w:t>
+      </w:r>
+      <w:r>
+        <w:t xml:space="preserve">SaaS app that outlive the person.</w:t>
       </w:r>
     </w:p>
     <w:p>
       <w:pPr>
+        <w:pStyle w:val="Compact"/>
+        <w:numPr>
+          <w:ilvl w:val="0"/>
+          <w:numId w:val="1001"/>
+        </w:numPr>
+      </w:pPr>
+      <w:r>
+        <w:rPr>
+          <w:b/>
+          <w:bCs/>
+        </w:rPr>
+        <w:t xml:space="preserve">AC-3 / AC-6 (Enforcement, Least Privilege)</w:t>
+      </w:r>
+      <w:r>
+        <w:t xml:space="preserve"> </w:t>
+      </w:r>
+      <w:r>
+        <w:t xml:space="preserve">— with SSO, access to</w:t>
+      </w:r>
+      <w:r>
+        <w:t xml:space="preserve"> </w:t>
+      </w:r>
+      <w:r>
+        <w:t xml:space="preserve">each application is an assignment decision in the directory (user/group</w:t>
+      </w:r>
+      <w:r>
+        <w:t xml:space="preserve"> </w:t>
+      </w:r>
+      <w:r>
+        <w:t xml:space="preserve">assignment + Conditional Access), not a per-app credential; the</w:t>
+      </w:r>
+      <w:r>
+        <w:t xml:space="preserve"> </w:t>
+      </w:r>
+      <w:r>
+        <w:t xml:space="preserve">least-privilege envelope is administered in one place.</w:t>
+      </w:r>
+    </w:p>
+    <w:p>
+      <w:pPr>
+        <w:pStyle w:val="Compact"/>
+        <w:numPr>
+          <w:ilvl w:val="0"/>
+          <w:numId w:val="1001"/>
+        </w:numPr>
+      </w:pPr>
+      <w:r>
+        <w:rPr>
+          <w:b/>
+          <w:bCs/>
+        </w:rPr>
+        <w:t xml:space="preserve">IA-2 (Identification and Authentication)</w:t>
+      </w:r>
+      <w:r>
+        <w:t xml:space="preserve"> </w:t>
+      </w:r>
+      <w:r>
+        <w:t xml:space="preserve">— federation means every</w:t>
+      </w:r>
+      <w:r>
+        <w:t xml:space="preserve"> </w:t>
+      </w:r>
+      <w:r>
+        <w:t xml:space="preserve">SaaS sign-in is the</w:t>
+      </w:r>
+      <w:r>
+        <w:t xml:space="preserve"> </w:t>
+      </w:r>
+      <w:r>
+        <w:rPr>
+          <w:i/>
+          <w:iCs/>
+        </w:rPr>
+        <w:t xml:space="preserve">agency’s</w:t>
+      </w:r>
+      <w:r>
+        <w:t xml:space="preserve"> </w:t>
+      </w:r>
+      <w:r>
+        <w:t xml:space="preserve">authentication event: phishing-resistant</w:t>
+      </w:r>
+      <w:r>
+        <w:t xml:space="preserve"> </w:t>
+      </w:r>
+      <w:r>
+        <w:t xml:space="preserve">MFA and session policy apply universally, including to apps that could</w:t>
+      </w:r>
+      <w:r>
+        <w:t xml:space="preserve"> </w:t>
+      </w:r>
+      <w:r>
+        <w:t xml:space="preserve">never enforce them natively.</w:t>
+      </w:r>
+    </w:p>
+    <w:p>
+      <w:pPr>
+        <w:pStyle w:val="Compact"/>
+        <w:numPr>
+          <w:ilvl w:val="0"/>
+          <w:numId w:val="1001"/>
+        </w:numPr>
+      </w:pPr>
+      <w:r>
+        <w:rPr>
+          <w:b/>
+          <w:bCs/>
+        </w:rPr>
+        <w:t xml:space="preserve">SC-8 (Transmission Confidentiality)</w:t>
+      </w:r>
+      <w:r>
+        <w:t xml:space="preserve"> </w:t>
+      </w:r>
+      <w:r>
+        <w:t xml:space="preserve">— SAML 2.0 / OpenID Connect</w:t>
+      </w:r>
+      <w:r>
+        <w:t xml:space="preserve"> </w:t>
+      </w:r>
+      <w:r>
+        <w:t xml:space="preserve">federation rides TLS with signed assertions; no password ever transits</w:t>
+      </w:r>
+      <w:r>
+        <w:t xml:space="preserve"> </w:t>
+      </w:r>
+      <w:r>
+        <w:t xml:space="preserve">to the SaaS side at all.</w:t>
+      </w:r>
+    </w:p>
+    <w:p>
+      <w:pPr>
+        <w:pStyle w:val="Compact"/>
+        <w:numPr>
+          <w:ilvl w:val="0"/>
+          <w:numId w:val="1001"/>
+        </w:numPr>
+      </w:pPr>
+      <w:r>
+        <w:rPr>
+          <w:b/>
+          <w:bCs/>
+        </w:rPr>
+        <w:t xml:space="preserve">AU groundwork</w:t>
+      </w:r>
+      <w:r>
+        <w:t xml:space="preserve"> </w:t>
+      </w:r>
+      <w:r>
+        <w:t xml:space="preserve">— every federated sign-in and provisioning action</w:t>
+      </w:r>
+      <w:r>
+        <w:t xml:space="preserve"> </w:t>
+      </w:r>
+      <w:r>
+        <w:t xml:space="preserve">lands in the central sign-in and audit logs, feeding the evidence</w:t>
+      </w:r>
+      <w:r>
+        <w:t xml:space="preserve"> </w:t>
+      </w:r>
+      <w:r>
+        <w:t xml:space="preserve">fabric; a directly-credentialed app logs to nowhere the agency reads.</w:t>
+      </w:r>
+    </w:p>
+    <w:p>
+      <w:pPr>
+        <w:pStyle w:val="FirstParagraph"/>
+      </w:pPr>
+      <w:r>
+        <w:rPr>
+          <w:b/>
+          <w:bCs/>
+        </w:rPr>
+        <w:t xml:space="preserve">SCIM is what makes identity MACD-R propagate.</w:t>
+      </w:r>
+      <w:r>
+        <w:t xml:space="preserve"> </w:t>
+      </w:r>
+      <w:r>
+        <w:t xml:space="preserve">Every Move, Add,</w:t>
+      </w:r>
+      <w:r>
+        <w:t xml:space="preserve"> </w:t>
+      </w:r>
+      <w:r>
+        <w:t xml:space="preserve">Change, Deletion, and Reset executed against the directory (Vol IX</w:t>
+      </w:r>
+      <w:r>
+        <w:t xml:space="preserve"> </w:t>
+      </w:r>
+      <w:r>
+        <w:t xml:space="preserve">Book 01’s five-verb matrix) rides SCIM to every federated application —</w:t>
+      </w:r>
+      <w:r>
+        <w:t xml:space="preserve"> </w:t>
+      </w:r>
+      <w:r>
+        <w:t xml:space="preserve">one authorized operation, one closure probe, the whole connected estate</w:t>
+      </w:r>
+      <w:r>
+        <w:t xml:space="preserve"> </w:t>
+      </w:r>
+      <w:r>
+        <w:t xml:space="preserve">converged. The converse is the finding:</w:t>
+      </w:r>
+      <w:r>
+        <w:t xml:space="preserve"> </w:t>
+      </w:r>
+      <w:r>
+        <w:rPr>
+          <w:b/>
+          <w:bCs/>
+        </w:rPr>
+        <w:t xml:space="preserve">an integrated app</w:t>
+      </w:r>
+      <w:r>
+        <w:rPr>
+          <w:b/>
+          <w:bCs/>
+        </w:rPr>
+        <w:t xml:space="preserve"> </w:t>
+      </w:r>
+      <w:r>
+        <w:rPr>
+          <w:b/>
+          <w:bCs/>
+          <w:i/>
+          <w:iCs/>
+        </w:rPr>
+        <w:t xml:space="preserve">without</w:t>
+      </w:r>
+      <w:r>
+        <w:rPr>
+          <w:b/>
+          <w:bCs/>
+        </w:rPr>
+        <w:t xml:space="preserve"> </w:t>
+      </w:r>
+      <w:r>
+        <w:rPr>
+          <w:b/>
+          <w:bCs/>
+        </w:rPr>
+        <w:t xml:space="preserve">SCIM provisioning is a manual-closure island</w:t>
+      </w:r>
+      <w:r>
+        <w:t xml:space="preserve"> </w:t>
+      </w:r>
+      <w:r>
+        <w:t xml:space="preserve">— its joiners and leavers</w:t>
+      </w:r>
+      <w:r>
+        <w:t xml:space="preserve"> </w:t>
+      </w:r>
+      <w:r>
+        <w:t xml:space="preserve">are hand-worked tickets whose closures carry no probe, exactly the</w:t>
+      </w:r>
+      <w:r>
+        <w:t xml:space="preserve"> </w:t>
+      </w:r>
+      <w:r>
+        <w:t xml:space="preserve">class of unverifiable closure the Closure Provenance Doctrine (Vol 0</w:t>
+      </w:r>
+      <w:r>
+        <w:t xml:space="preserve"> </w:t>
+      </w:r>
+      <w:r>
+        <w:t xml:space="preserve">Book 00) refuses to count. The catalog therefore treats</w:t>
+      </w:r>
+      <w:r>
+        <w:t xml:space="preserve"> </w:t>
+      </w:r>
+      <w:r>
+        <w:t xml:space="preserve">“SSO without</w:t>
+      </w:r>
+      <w:r>
+        <w:t xml:space="preserve"> </w:t>
+      </w:r>
+      <w:r>
+        <w:t xml:space="preserve">provisioning”</w:t>
+      </w:r>
+      <w:r>
+        <w:t xml:space="preserve"> </w:t>
+      </w:r>
+      <w:r>
+        <w:t xml:space="preserve">as a degraded state that Phase 4 must either remediate or</w:t>
+      </w:r>
+      <w:r>
+        <w:t xml:space="preserve"> </w:t>
+      </w:r>
+      <w:r>
+        <w:t xml:space="preserve">record as an accepted, visible exception.</w:t>
+      </w:r>
+    </w:p>
+    <w:p>
+      <w:pPr>
+        <w:pStyle w:val="CalloutNote"/>
+      </w:pPr>
+      <w:r>
+        <w:rPr>
+          <w:b/>
+          <w:bCs/>
+        </w:rPr>
+        <w:t xml:space="preserve">Configuration is not compliance.</w:t>
+      </w:r>
+      <w:r>
+        <w:t xml:space="preserve"> </w:t>
+      </w:r>
+      <w:r>
+        <w:t xml:space="preserve">The federation mechanics above close</w:t>
+      </w:r>
+      <w:r>
+        <w:t xml:space="preserve"> </w:t>
+      </w:r>
+      <w:r>
+        <w:t xml:space="preserve">technical controls; they do not write the policies (AC-1, IA-1), sign the</w:t>
+      </w:r>
+      <w:r>
+        <w:t xml:space="preserve"> </w:t>
+      </w:r>
+      <w:r>
+        <w:t xml:space="preserve">external-system agreements, or run the access reviews that 800-53 demands</w:t>
+      </w:r>
+      <w:r>
+        <w:t xml:space="preserve"> </w:t>
+      </w:r>
+      <w:r>
+        <w:t xml:space="preserve">alongside them. This book’s own gate closes the external-system direction</w:t>
+      </w:r>
+      <w:r>
+        <w:t xml:space="preserve"> </w:t>
+      </w:r>
+      <w:r>
+        <w:t xml:space="preserve">(AC-20, SA-9 — the authorization verdict</w:t>
+      </w:r>
+      <w:r>
+        <w:t xml:space="preserve"> </w:t>
+      </w:r>
+      <w:r>
+        <w:rPr>
+          <w:i/>
+          <w:iCs/>
+        </w:rPr>
+        <w:t xml:space="preserve">before</w:t>
+      </w:r>
+      <w:r>
+        <w:t xml:space="preserve"> </w:t>
+      </w:r>
+      <w:r>
+        <w:t xml:space="preserve">configuration), and the</w:t>
+      </w:r>
+      <w:r>
+        <w:t xml:space="preserve"> </w:t>
+      </w:r>
+      <w:r>
+        <w:t xml:space="preserve">review-and-certification layer is Vol IX Book 06’s subject. Chapter and</w:t>
+      </w:r>
+      <w:r>
+        <w:t xml:space="preserve"> </w:t>
+      </w:r>
+      <w:r>
+        <w:t xml:space="preserve">verse for the split lives in the Authorities table below.</w:t>
+      </w:r>
+    </w:p>
+    <w:bookmarkEnd w:id="20"/>
+    <w:bookmarkStart w:id="28" w:name="X60d115098ca5e5139b27169cdb7e90803ed489a"/>
+    <w:p>
+      <w:pPr>
+        <w:pStyle w:val="Heading1"/>
+      </w:pPr>
+      <w:r>
+        <w:t xml:space="preserve">4. The Catalog — 24 Governed Items, 24 Controls</w:t>
+      </w:r>
+    </w:p>
+    <w:p>
+      <w:pPr>
+        <w:pStyle w:val="FirstParagraph"/>
+      </w:pPr>
+      <w:r>
+        <w:t xml:space="preserve">The ordering is the control.</w:t>
+      </w:r>
+      <w:r>
+        <w:t xml:space="preserve"> </w:t>
+      </w:r>
+      <w:r>
+        <w:rPr>
+          <w:b/>
+          <w:bCs/>
+        </w:rPr>
+        <w:t xml:space="preserve">The authorization verdict is recorded before anything is configured</w:t>
+      </w:r>
+      <w:r>
+        <w:t xml:space="preserve">, because a verdict collected afterward is a rationalization, not a gate.</w:t>
+      </w:r>
+    </w:p>
+    <w:p>
+      <w:pPr>
         <w:pStyle w:val="BodyText"/>
       </w:pPr>
       <w:r>
@@ -2007,13 +2525,13 @@
         <w:t xml:space="preserve">, which the CI check validates against the spine — the book cannot drift from the map it describes.</w:t>
       </w:r>
     </w:p>
-    <w:bookmarkStart w:id="20" w:name="phase-1-intake-and-authorization"/>
+    <w:bookmarkStart w:id="21" w:name="phase-1-intake-and-authorization"/>
     <w:p>
       <w:pPr>
         <w:pStyle w:val="Heading2"/>
       </w:pPr>
       <w:r>
-        <w:t xml:space="preserve">Phase 1 — Intake and authorization</w:t>
+        <w:t xml:space="preserve">4.1 Phase 1 — Intake and authorization</w:t>
       </w:r>
     </w:p>
     <w:p>
@@ -2544,14 +3062,14 @@
         </w:tc>
       </w:tr>
     </w:tbl>
-    <w:bookmarkEnd w:id="20"/>
-    <w:bookmarkStart w:id="21" w:name="phase-2-register-and-configure"/>
+    <w:bookmarkEnd w:id="21"/>
+    <w:bookmarkStart w:id="22" w:name="phase-2-register-and-configure"/>
     <w:p>
       <w:pPr>
         <w:pStyle w:val="Heading2"/>
       </w:pPr>
       <w:r>
-        <w:t xml:space="preserve">Phase 2 — Register and configure</w:t>
+        <w:t xml:space="preserve">4.2 Phase 2 — Register and configure</w:t>
       </w:r>
     </w:p>
     <w:p>
@@ -2949,14 +3467,14 @@
         </w:tc>
       </w:tr>
     </w:tbl>
-    <w:bookmarkEnd w:id="21"/>
-    <w:bookmarkStart w:id="22" w:name="phase-3-credentials"/>
+    <w:bookmarkEnd w:id="22"/>
+    <w:bookmarkStart w:id="23" w:name="phase-3-credentials"/>
     <w:p>
       <w:pPr>
         <w:pStyle w:val="Heading2"/>
       </w:pPr>
       <w:r>
-        <w:t xml:space="preserve">Phase 3 — Credentials</w:t>
+        <w:t xml:space="preserve">4.3 Phase 3 — Credentials</w:t>
       </w:r>
     </w:p>
     <w:p>
@@ -3266,14 +3784,14 @@
         </w:tc>
       </w:tr>
     </w:tbl>
-    <w:bookmarkEnd w:id="22"/>
-    <w:bookmarkStart w:id="23" w:name="phase-4-provision-and-authorize"/>
+    <w:bookmarkEnd w:id="23"/>
+    <w:bookmarkStart w:id="24" w:name="phase-4-provision-and-authorize"/>
     <w:p>
       <w:pPr>
         <w:pStyle w:val="Heading2"/>
       </w:pPr>
       <w:r>
-        <w:t xml:space="preserve">Phase 4 — Provision and authorize</w:t>
+        <w:t xml:space="preserve">4.4 Phase 4 — Provision and authorize</w:t>
       </w:r>
     </w:p>
     <w:p>
@@ -3607,14 +4125,14 @@
         </w:tc>
       </w:tr>
     </w:tbl>
-    <w:bookmarkEnd w:id="23"/>
-    <w:bookmarkStart w:id="24" w:name="phase-5-lifecycle-joinermoverleaver"/>
+    <w:bookmarkEnd w:id="24"/>
+    <w:bookmarkStart w:id="25" w:name="phase-5-lifecycle-joinermoverleaver"/>
     <w:p>
       <w:pPr>
         <w:pStyle w:val="Heading2"/>
       </w:pPr>
       <w:r>
-        <w:t xml:space="preserve">Phase 5 — Lifecycle (joiner/mover/leaver)</w:t>
+        <w:t xml:space="preserve">4.5 Phase 5 — Lifecycle (joiner/mover/leaver)</w:t>
       </w:r>
     </w:p>
     <w:p>
@@ -3857,14 +4375,14 @@
         <w:t xml:space="preserve">Without it the directory is clean and the vendor still holds a live account — the precise failure an assessor probes, and the one an ungoverned portal-click integration guarantees. Separation is not network-observable: absence of logins is indistinguishable from leave. Only an event-driven feed from the owner of the fact starts the revocation on time.</w:t>
       </w:r>
     </w:p>
-    <w:bookmarkEnd w:id="24"/>
-    <w:bookmarkStart w:id="25" w:name="phase-6-evidence"/>
+    <w:bookmarkEnd w:id="25"/>
+    <w:bookmarkStart w:id="26" w:name="phase-6-evidence"/>
     <w:p>
       <w:pPr>
         <w:pStyle w:val="Heading2"/>
       </w:pPr>
       <w:r>
-        <w:t xml:space="preserve">Phase 6 — Evidence</w:t>
+        <w:t xml:space="preserve">4.6 Phase 6 — Evidence</w:t>
       </w:r>
     </w:p>
     <w:p>
@@ -4195,14 +4713,14 @@
         <w:t xml:space="preserve">This collects what the tenant can see; it does not conjure what the boundary withholds. GCC-Moderate telemetry limits bound what reaches the SIEM in the first place — see the SCuBA boundary-limitations analysis. A ConMon claim built on this must state that limit rather than imply completeness.</w:t>
       </w:r>
     </w:p>
-    <w:bookmarkEnd w:id="25"/>
-    <w:bookmarkStart w:id="26" w:name="phase-7-attest-and-exit"/>
+    <w:bookmarkEnd w:id="26"/>
+    <w:bookmarkStart w:id="27" w:name="phase-7-attest-and-exit"/>
     <w:p>
       <w:pPr>
         <w:pStyle w:val="Heading2"/>
       </w:pPr>
       <w:r>
-        <w:t xml:space="preserve">Phase 7 — Attest and exit</w:t>
+        <w:t xml:space="preserve">4.7 Phase 7 — Attest and exit</w:t>
       </w:r>
     </w:p>
     <w:p>
@@ -4513,15 +5031,15 @@
         <w:t xml:space="preserve">is the step most often skipped — an integration nobody uses still holds a live directory replica and a valid signing certificate.</w:t>
       </w:r>
     </w:p>
-    <w:bookmarkEnd w:id="26"/>
     <w:bookmarkEnd w:id="27"/>
-    <w:bookmarkStart w:id="29" w:name="X6f0a762fda989953f82ce8e4ba3a000aa148807"/>
+    <w:bookmarkEnd w:id="28"/>
+    <w:bookmarkStart w:id="30" w:name="X6f0a762fda989953f82ce8e4ba3a000aa148807"/>
     <w:p>
       <w:pPr>
         <w:pStyle w:val="Heading1"/>
       </w:pPr>
       <w:r>
-        <w:t xml:space="preserve">The Control Map — Data, Checked Against the Spine</w:t>
+        <w:t xml:space="preserve">5. The Control Map — Data, Checked Against the Spine</w:t>
       </w:r>
     </w:p>
     <w:p>
@@ -4573,7 +5091,7 @@
         <w:pStyle w:val="Compact"/>
         <w:numPr>
           <w:ilvl w:val="0"/>
-          <w:numId w:val="1001"/>
+          <w:numId w:val="1002"/>
         </w:numPr>
       </w:pPr>
       <w:r>
@@ -4594,7 +5112,7 @@
         <w:pStyle w:val="Compact"/>
         <w:numPr>
           <w:ilvl w:val="0"/>
-          <w:numId w:val="1001"/>
+          <w:numId w:val="1002"/>
         </w:numPr>
       </w:pPr>
       <w:r>
@@ -4606,7 +5124,7 @@
         <w:pStyle w:val="Compact"/>
         <w:numPr>
           <w:ilvl w:val="0"/>
-          <w:numId w:val="1001"/>
+          <w:numId w:val="1002"/>
         </w:numPr>
       </w:pPr>
       <w:r>
@@ -4634,7 +5152,7 @@
         <w:rPr>
           <w:rStyle w:val="VerbatimChar"/>
         </w:rPr>
-        <w:t xml:space="preserve">aan-compliance-spine.yml</w:t>
+        <w:t xml:space="preserve">orgcomp-compliance-spine.yml</w:t>
       </w:r>
       <w:r>
         <w:t xml:space="preserve">;</w:t>
@@ -4645,7 +5163,7 @@
         <w:pStyle w:val="Compact"/>
         <w:numPr>
           <w:ilvl w:val="0"/>
-          <w:numId w:val="1001"/>
+          <w:numId w:val="1002"/>
         </w:numPr>
       </w:pPr>
       <w:r>
@@ -4688,7 +5206,7 @@
         <w:pStyle w:val="Compact"/>
         <w:numPr>
           <w:ilvl w:val="0"/>
-          <w:numId w:val="1001"/>
+          <w:numId w:val="1002"/>
         </w:numPr>
       </w:pPr>
       <w:r>
@@ -4731,13 +5249,13 @@
         <w:t xml:space="preserve">, so the map and the spine cannot disagree at birth: control, KSI and slot are copied, and only the mechanism prose is authored.</w:t>
       </w:r>
     </w:p>
-    <w:bookmarkStart w:id="28" w:name="why-the-lane-is-validated-for-free"/>
+    <w:bookmarkStart w:id="29" w:name="why-the-lane-is-validated-for-free"/>
     <w:p>
       <w:pPr>
         <w:pStyle w:val="Heading2"/>
       </w:pPr>
       <w:r>
-        <w:t xml:space="preserve">Why the lane is validated for free</w:t>
+        <w:t xml:space="preserve">5.1 Why the lane is validated for free</w:t>
       </w:r>
     </w:p>
     <w:p>
@@ -4781,15 +5299,15 @@
         <w:t xml:space="preserve">. That is the concrete payoff of reusing the day-2 app instead of forking one.</w:t>
       </w:r>
     </w:p>
-    <w:bookmarkEnd w:id="28"/>
     <w:bookmarkEnd w:id="29"/>
-    <w:bookmarkStart w:id="30" w:name="tests-what-would-falsify-this"/>
+    <w:bookmarkEnd w:id="30"/>
+    <w:bookmarkStart w:id="31" w:name="tests-what-would-falsify-this"/>
     <w:p>
       <w:pPr>
         <w:pStyle w:val="Heading1"/>
       </w:pPr>
       <w:r>
-        <w:t xml:space="preserve">Tests — What Would Falsify This</w:t>
+        <w:t xml:space="preserve">6. Tests — What Would Falsify This</w:t>
       </w:r>
     </w:p>
     <w:p>
@@ -5200,23 +5718,23 @@
         </w:tc>
       </w:tr>
     </w:tbl>
-    <w:bookmarkEnd w:id="30"/>
-    <w:bookmarkStart w:id="32" w:name="closure-necessity"/>
+    <w:bookmarkEnd w:id="31"/>
+    <w:bookmarkStart w:id="33" w:name="closure-necessity"/>
     <w:p>
       <w:pPr>
         <w:pStyle w:val="Heading1"/>
       </w:pPr>
       <w:r>
-        <w:t xml:space="preserve">Closure Necessity</w:t>
+        <w:t xml:space="preserve">7. Closure Necessity</w:t>
       </w:r>
     </w:p>
-    <w:bookmarkStart w:id="31" w:name="Xc781d41d183589034b8b45b1cb5b694eca57c53"/>
+    <w:bookmarkStart w:id="32" w:name="Xc781d41d183589034b8b45b1cb5b694eca57c53"/>
     <w:p>
       <w:pPr>
         <w:pStyle w:val="Heading2"/>
       </w:pPr>
       <w:r>
-        <w:t xml:space="preserve">Closure Necessity — consent restriction governs</w:t>
+        <w:t xml:space="preserve">7.1 Closure Necessity — consent restriction governs</w:t>
       </w:r>
       <w:r>
         <w:t xml:space="preserve"> </w:t>
@@ -5314,7 +5832,7 @@
         <w:t xml:space="preserve">gap, not a configuration gap, and no amount of configuration hardening reaches it. Only an authorization verdict recorded against the integration, before configuration, closes SA-9.</w:t>
       </w:r>
     </w:p>
-    <w:bookmarkEnd w:id="31"/>
+    <w:bookmarkEnd w:id="32"/>
     <w:p>
       <w:pPr>
         <w:pStyle w:val="CalloutImportant"/>
@@ -5362,14 +5880,14 @@
         <w:t xml:space="preserve">. SA-9 is the exception — it is closed here first, because no other book in the series carries it.</w:t>
       </w:r>
     </w:p>
-    <w:bookmarkEnd w:id="32"/>
-    <w:bookmarkStart w:id="33" w:name="Xebd9fbc0874ac437cee95afe649484f9b290fc1"/>
+    <w:bookmarkEnd w:id="33"/>
+    <w:bookmarkStart w:id="34" w:name="Xebd9fbc0874ac437cee95afe649484f9b290fc1"/>
     <w:p>
       <w:pPr>
         <w:pStyle w:val="Heading1"/>
       </w:pPr>
       <w:r>
-        <w:t xml:space="preserve">NIST SP 800-53 Rev 5 Control Closure — Authorities Closed Here</w:t>
+        <w:t xml:space="preserve">8. NIST SP 800-53 Rev 5 Control Closure — Authorities Closed Here</w:t>
       </w:r>
     </w:p>
     <w:p>
@@ -5383,7 +5901,7 @@
         <w:rPr>
           <w:rStyle w:val="VerbatimChar"/>
         </w:rPr>
-        <w:t xml:space="preserve">aan-compliance-spine.yml</w:t>
+        <w:t xml:space="preserve">orgcomp-compliance-spine.yml</w:t>
       </w:r>
       <w:r>
         <w:t xml:space="preserve">); not hand-edited here.</w:t>
@@ -7719,7 +8237,7 @@
         <w:pStyle w:val="Compact"/>
         <w:numPr>
           <w:ilvl w:val="0"/>
-          <w:numId w:val="1002"/>
+          <w:numId w:val="1003"/>
         </w:numPr>
       </w:pPr>
       <w:r>
@@ -7777,14 +8295,14 @@
         <w:t xml:space="preserve">. A tenant fully compliant with admin-only consent still has an administrator correctly consenting to an unauthorized CSO — every gate passes, the boundary still leaks. Only an authorization verdict recorded against the integration closes SA-9.</w:t>
       </w:r>
     </w:p>
-    <w:bookmarkEnd w:id="33"/>
-    <w:bookmarkStart w:id="35" w:name="honest-limits"/>
+    <w:bookmarkEnd w:id="34"/>
+    <w:bookmarkStart w:id="36" w:name="honest-limits"/>
     <w:p>
       <w:pPr>
         <w:pStyle w:val="Heading1"/>
       </w:pPr>
       <w:r>
-        <w:t xml:space="preserve">Honest Limits</w:t>
+        <w:t xml:space="preserve">9. Honest Limits</w:t>
       </w:r>
     </w:p>
     <w:p>
@@ -7792,7 +8310,7 @@
         <w:pStyle w:val="Compact"/>
         <w:numPr>
           <w:ilvl w:val="0"/>
-          <w:numId w:val="1003"/>
+          <w:numId w:val="1004"/>
         </w:numPr>
       </w:pPr>
       <w:r>
@@ -7827,7 +8345,7 @@
         <w:pStyle w:val="Compact"/>
         <w:numPr>
           <w:ilvl w:val="0"/>
-          <w:numId w:val="1003"/>
+          <w:numId w:val="1004"/>
         </w:numPr>
       </w:pPr>
       <w:r>
@@ -7873,7 +8391,7 @@
         <w:pStyle w:val="Compact"/>
         <w:numPr>
           <w:ilvl w:val="0"/>
-          <w:numId w:val="1003"/>
+          <w:numId w:val="1004"/>
         </w:numPr>
       </w:pPr>
       <w:r>
@@ -7882,7 +8400,7 @@
           <w:b/>
           <w:bCs/>
         </w:rPr>
-        <w:t xml:space="preserve">x_ssa_fed_compliance</w:t>
+        <w:t xml:space="preserve">x_fed_compliance</w:t>
       </w:r>
       <w:r>
         <w:rPr>
@@ -7908,7 +8426,7 @@
         <w:rPr>
           <w:rStyle w:val="VerbatimChar"/>
         </w:rPr>
-        <w:t xml:space="preserve">x_ssa_fed_compliance/</w:t>
+        <w:t xml:space="preserve">x_fed_compliance/</w:t>
       </w:r>
       <w:r>
         <w:t xml:space="preserve">, registered in the spine) with real Script Includes and a CI-validated control map — but the Flows, ATF XML and update set are specs to be built and exported from a sub-prod instance, same disposition as the day-2 kit.</w:t>
@@ -7919,7 +8437,7 @@
         <w:pStyle w:val="Compact"/>
         <w:numPr>
           <w:ilvl w:val="0"/>
-          <w:numId w:val="1003"/>
+          <w:numId w:val="1004"/>
         </w:numPr>
       </w:pPr>
       <w:r>
@@ -7941,7 +8459,7 @@
         <w:pStyle w:val="Compact"/>
         <w:numPr>
           <w:ilvl w:val="0"/>
-          <w:numId w:val="1003"/>
+          <w:numId w:val="1004"/>
         </w:numPr>
       </w:pPr>
       <w:r>
@@ -7981,7 +8499,7 @@
         <w:pStyle w:val="Compact"/>
         <w:numPr>
           <w:ilvl w:val="0"/>
-          <w:numId w:val="1003"/>
+          <w:numId w:val="1004"/>
         </w:numPr>
       </w:pPr>
       <w:r>
@@ -8000,7 +8518,7 @@
       <w:r>
         <w:t xml:space="preserve"> </w:t>
       </w:r>
-      <w:hyperlink r:id="rId34">
+      <w:hyperlink r:id="rId35">
         <w:r>
           <w:rPr>
             <w:rStyle w:val="Hyperlink"/>
@@ -8045,7 +8563,7 @@
         <w:pStyle w:val="Compact"/>
         <w:numPr>
           <w:ilvl w:val="0"/>
-          <w:numId w:val="1003"/>
+          <w:numId w:val="1004"/>
         </w:numPr>
       </w:pPr>
       <w:r>
@@ -8062,14 +8580,14 @@
         <w:t xml:space="preserve">The vendor revises those tutorials continuously; the zero-mention finding should be re-measured, not assumed permanent.</w:t>
       </w:r>
     </w:p>
-    <w:bookmarkEnd w:id="35"/>
-    <w:bookmarkStart w:id="36" w:name="cross-references"/>
+    <w:bookmarkEnd w:id="36"/>
+    <w:bookmarkStart w:id="37" w:name="cross-references"/>
     <w:p>
       <w:pPr>
         <w:pStyle w:val="Heading1"/>
       </w:pPr>
       <w:r>
-        <w:t xml:space="preserve">Cross-References</w:t>
+        <w:t xml:space="preserve">10. Cross-References</w:t>
       </w:r>
     </w:p>
     <w:tbl>
@@ -8343,14 +8861,14 @@
         </w:tc>
       </w:tr>
     </w:tbl>
-    <w:bookmarkEnd w:id="36"/>
-    <w:bookmarkStart w:id="37" w:name="provenance"/>
+    <w:bookmarkEnd w:id="37"/>
+    <w:bookmarkStart w:id="38" w:name="provenance"/>
     <w:p>
       <w:pPr>
         <w:pStyle w:val="Heading1"/>
       </w:pPr>
       <w:r>
-        <w:t xml:space="preserve">Provenance</w:t>
+        <w:t xml:space="preserve">11. Provenance</w:t>
       </w:r>
     </w:p>
     <w:p>
@@ -8358,7 +8876,7 @@
         <w:pStyle w:val="Compact"/>
         <w:numPr>
           <w:ilvl w:val="0"/>
-          <w:numId w:val="1004"/>
+          <w:numId w:val="1005"/>
         </w:numPr>
       </w:pPr>
       <w:r>
@@ -8404,7 +8922,7 @@
         <w:pStyle w:val="Compact"/>
         <w:numPr>
           <w:ilvl w:val="0"/>
-          <w:numId w:val="1004"/>
+          <w:numId w:val="1005"/>
         </w:numPr>
       </w:pPr>
       <w:r>
@@ -8426,7 +8944,7 @@
         <w:pStyle w:val="Compact"/>
         <w:numPr>
           <w:ilvl w:val="0"/>
-          <w:numId w:val="1004"/>
+          <w:numId w:val="1005"/>
         </w:numPr>
       </w:pPr>
       <w:r>
@@ -8448,7 +8966,7 @@
         <w:pStyle w:val="Compact"/>
         <w:numPr>
           <w:ilvl w:val="0"/>
-          <w:numId w:val="1004"/>
+          <w:numId w:val="1005"/>
         </w:numPr>
       </w:pPr>
       <w:r>
@@ -8509,7 +9027,7 @@
         <w:pStyle w:val="Compact"/>
         <w:numPr>
           <w:ilvl w:val="0"/>
-          <w:numId w:val="1004"/>
+          <w:numId w:val="1005"/>
         </w:numPr>
       </w:pPr>
       <w:r>
@@ -8554,7 +9072,7 @@
         <w:t xml:space="preserve">, not CISA SCuBA.</w:t>
       </w:r>
     </w:p>
-    <w:bookmarkEnd w:id="37"/>
+    <w:bookmarkEnd w:id="38"/>
     <w:sectPr>
       <w:footnotePr>
         <w:numRestart w:val="eachSect"/>
@@ -8863,6 +9381,9 @@
     <w:abstractNumId w:val="991"/>
   </w:num>
   <w:num w:numId="1003">
+    <w:abstractNumId w:val="991"/>
+  </w:num>
+  <w:num w:numId="1004">
     <w:abstractNumId w:val="99411"/>
     <w:lvlOverride w:ilvl="0">
       <w:startOverride w:val="1"/>
@@ -8892,7 +9413,7 @@
       <w:startOverride w:val="1"/>
     </w:lvlOverride>
   </w:num>
-  <w:num w:numId="1004">
+  <w:num w:numId="1005">
     <w:abstractNumId w:val="991"/>
   </w:num>
 </w:numbering>
@@ -9713,205 +10234,197 @@
     <w:name w:val="KeywordTok"/>
     <w:basedOn w:val="VerbatimChar"/>
     <w:rPr>
-      <w:b/>
-      <w:color w:val="007020"/>
+      <w:color w:val="d73a49"/>
     </w:rPr>
   </w:style>
   <w:style w:type="character" w:customStyle="1" w:styleId="DataTypeTok">
     <w:name w:val="DataTypeTok"/>
     <w:basedOn w:val="VerbatimChar"/>
     <w:rPr>
-      <w:color w:val="902000"/>
+      <w:color w:val="d73a49"/>
     </w:rPr>
   </w:style>
   <w:style w:type="character" w:customStyle="1" w:styleId="DecValTok">
     <w:name w:val="DecValTok"/>
     <w:basedOn w:val="VerbatimChar"/>
     <w:rPr>
-      <w:color w:val="40a070"/>
+      <w:color w:val="005cc5"/>
     </w:rPr>
   </w:style>
   <w:style w:type="character" w:customStyle="1" w:styleId="BaseNTok">
     <w:name w:val="BaseNTok"/>
     <w:basedOn w:val="VerbatimChar"/>
     <w:rPr>
-      <w:color w:val="40a070"/>
+      <w:color w:val="005cc5"/>
     </w:rPr>
   </w:style>
   <w:style w:type="character" w:customStyle="1" w:styleId="FloatTok">
     <w:name w:val="FloatTok"/>
     <w:basedOn w:val="VerbatimChar"/>
     <w:rPr>
-      <w:color w:val="40a070"/>
+      <w:color w:val="005cc5"/>
     </w:rPr>
   </w:style>
   <w:style w:type="character" w:customStyle="1" w:styleId="ConstantTok">
     <w:name w:val="ConstantTok"/>
     <w:basedOn w:val="VerbatimChar"/>
     <w:rPr>
-      <w:color w:val="880000"/>
+      <w:color w:val="005cc5"/>
     </w:rPr>
   </w:style>
   <w:style w:type="character" w:customStyle="1" w:styleId="CharTok">
     <w:name w:val="CharTok"/>
     <w:basedOn w:val="VerbatimChar"/>
     <w:rPr>
-      <w:color w:val="4070a0"/>
+      <w:color w:val="032f62"/>
     </w:rPr>
   </w:style>
   <w:style w:type="character" w:customStyle="1" w:styleId="SpecialCharTok">
     <w:name w:val="SpecialCharTok"/>
     <w:basedOn w:val="VerbatimChar"/>
     <w:rPr>
-      <w:color w:val="4070a0"/>
+      <w:color w:val="005cc5"/>
     </w:rPr>
   </w:style>
   <w:style w:type="character" w:customStyle="1" w:styleId="StringTok">
     <w:name w:val="StringTok"/>
     <w:basedOn w:val="VerbatimChar"/>
     <w:rPr>
-      <w:color w:val="4070a0"/>
+      <w:color w:val="032f62"/>
     </w:rPr>
   </w:style>
   <w:style w:type="character" w:customStyle="1" w:styleId="VerbatimStringTok">
     <w:name w:val="VerbatimStringTok"/>
     <w:basedOn w:val="VerbatimChar"/>
     <w:rPr>
-      <w:color w:val="4070a0"/>
+      <w:color w:val="032f62"/>
     </w:rPr>
   </w:style>
   <w:style w:type="character" w:customStyle="1" w:styleId="SpecialStringTok">
     <w:name w:val="SpecialStringTok"/>
     <w:basedOn w:val="VerbatimChar"/>
     <w:rPr>
-      <w:color w:val="bb6688"/>
+      <w:color w:val="032f62"/>
     </w:rPr>
   </w:style>
   <w:style w:type="character" w:customStyle="1" w:styleId="ImportTok">
     <w:name w:val="ImportTok"/>
     <w:basedOn w:val="VerbatimChar"/>
     <w:rPr>
-      <w:b/>
-      <w:color w:val="008000"/>
+      <w:color w:val="032f62"/>
     </w:rPr>
   </w:style>
   <w:style w:type="character" w:customStyle="1" w:styleId="CommentTok">
     <w:name w:val="CommentTok"/>
     <w:basedOn w:val="VerbatimChar"/>
     <w:rPr>
-      <w:i/>
-      <w:color w:val="60a0b0"/>
+      <w:color w:val="6a737d"/>
     </w:rPr>
   </w:style>
   <w:style w:type="character" w:customStyle="1" w:styleId="DocumentationTok">
     <w:name w:val="DocumentationTok"/>
     <w:basedOn w:val="VerbatimChar"/>
     <w:rPr>
-      <w:i/>
-      <w:color w:val="ba2121"/>
+      <w:color w:val="6a737d"/>
     </w:rPr>
   </w:style>
   <w:style w:type="character" w:customStyle="1" w:styleId="AnnotationTok">
     <w:name w:val="AnnotationTok"/>
     <w:basedOn w:val="VerbatimChar"/>
     <w:rPr>
-      <w:b/>
-      <w:i/>
-      <w:color w:val="60a0b0"/>
+      <w:color w:val="6a737d"/>
     </w:rPr>
   </w:style>
   <w:style w:type="character" w:customStyle="1" w:styleId="CommentVarTok">
     <w:name w:val="CommentVarTok"/>
     <w:basedOn w:val="VerbatimChar"/>
     <w:rPr>
-      <w:b/>
-      <w:i/>
-      <w:color w:val="60a0b0"/>
+      <w:color w:val="6a737d"/>
     </w:rPr>
   </w:style>
   <w:style w:type="character" w:customStyle="1" w:styleId="OtherTok">
     <w:name w:val="OtherTok"/>
     <w:basedOn w:val="VerbatimChar"/>
     <w:rPr>
-      <w:color w:val="007020"/>
+      <w:color w:val="6f42c1"/>
     </w:rPr>
   </w:style>
   <w:style w:type="character" w:customStyle="1" w:styleId="FunctionTok">
     <w:name w:val="FunctionTok"/>
     <w:basedOn w:val="VerbatimChar"/>
     <w:rPr>
-      <w:color w:val="06287e"/>
+      <w:color w:val="6f42c1"/>
     </w:rPr>
   </w:style>
   <w:style w:type="character" w:customStyle="1" w:styleId="VariableTok">
     <w:name w:val="VariableTok"/>
     <w:basedOn w:val="VerbatimChar"/>
     <w:rPr>
-      <w:color w:val="19177c"/>
+      <w:color w:val="e36209"/>
     </w:rPr>
   </w:style>
   <w:style w:type="character" w:customStyle="1" w:styleId="ControlFlowTok">
     <w:name w:val="ControlFlowTok"/>
     <w:basedOn w:val="VerbatimChar"/>
     <w:rPr>
-      <w:b/>
-      <w:color w:val="007020"/>
+      <w:color w:val="d73a49"/>
     </w:rPr>
   </w:style>
   <w:style w:type="character" w:customStyle="1" w:styleId="OperatorTok">
     <w:name w:val="OperatorTok"/>
     <w:basedOn w:val="VerbatimChar"/>
     <w:rPr>
-      <w:color w:val="666666"/>
+      <w:color w:val="24292e"/>
     </w:rPr>
   </w:style>
   <w:style w:type="character" w:customStyle="1" w:styleId="BuiltInTok">
     <w:name w:val="BuiltInTok"/>
     <w:basedOn w:val="VerbatimChar"/>
     <w:rPr>
-      <w:color w:val="008000"/>
+      <w:color w:val="d73a49"/>
     </w:rPr>
   </w:style>
   <w:style w:type="character" w:customStyle="1" w:styleId="ExtensionTok">
     <w:name w:val="ExtensionTok"/>
     <w:basedOn w:val="VerbatimChar"/>
-    <w:rPr/>
+    <w:rPr>
+      <w:b/>
+      <w:color w:val="d73a49"/>
+    </w:rPr>
   </w:style>
   <w:style w:type="character" w:customStyle="1" w:styleId="PreprocessorTok">
     <w:name w:val="PreprocessorTok"/>
     <w:basedOn w:val="VerbatimChar"/>
     <w:rPr>
-      <w:color w:val="bc7a00"/>
+      <w:color w:val="d73a49"/>
     </w:rPr>
   </w:style>
   <w:style w:type="character" w:customStyle="1" w:styleId="AttributeTok">
     <w:name w:val="AttributeTok"/>
     <w:basedOn w:val="VerbatimChar"/>
     <w:rPr>
-      <w:color w:val="7d9029"/>
+      <w:color w:val="d73a49"/>
     </w:rPr>
   </w:style>
   <w:style w:type="character" w:customStyle="1" w:styleId="RegionMarkerTok">
     <w:name w:val="RegionMarkerTok"/>
     <w:basedOn w:val="VerbatimChar"/>
-    <w:rPr/>
+    <w:rPr>
+      <w:color w:val="6a737d"/>
+    </w:rPr>
   </w:style>
   <w:style w:type="character" w:customStyle="1" w:styleId="InformationTok">
     <w:name w:val="InformationTok"/>
     <w:basedOn w:val="VerbatimChar"/>
     <w:rPr>
-      <w:b/>
-      <w:i/>
-      <w:color w:val="60a0b0"/>
+      <w:color w:val="6a737d"/>
     </w:rPr>
   </w:style>
   <w:style w:type="character" w:customStyle="1" w:styleId="WarningTok">
     <w:name w:val="WarningTok"/>
     <w:basedOn w:val="VerbatimChar"/>
     <w:rPr>
-      <w:b/>
-      <w:i/>
-      <w:color w:val="60a0b0"/>
+      <w:color w:val="ff5555"/>
     </w:rPr>
   </w:style>
   <w:style w:type="character" w:customStyle="1" w:styleId="AlertTok">
@@ -9919,21 +10432,23 @@
     <w:basedOn w:val="VerbatimChar"/>
     <w:rPr>
       <w:b/>
-      <w:color w:val="ff0000"/>
+      <w:color w:val="ff5555"/>
     </w:rPr>
   </w:style>
   <w:style w:type="character" w:customStyle="1" w:styleId="ErrorTok">
     <w:name w:val="ErrorTok"/>
     <w:basedOn w:val="VerbatimChar"/>
     <w:rPr>
-      <w:b/>
-      <w:color w:val="ff0000"/>
+      <w:color w:val="ff5555"/>
+      <w:u/>
     </w:rPr>
   </w:style>
   <w:style w:type="character" w:customStyle="1" w:styleId="NormalTok">
     <w:name w:val="NormalTok"/>
     <w:basedOn w:val="VerbatimChar"/>
-    <w:rPr/>
+    <w:rPr>
+      <w:color w:val="24292e"/>
+    </w:rPr>
   </w:style>
 </w:styles>
 </file>
